--- a/docs/04-API接口设计说明书_V1.0.docx
+++ b/docs/04-API接口设计说明书_V1.0.docx
@@ -2,6 +2,128 @@
 <file path=word/document.xml><?xml version="1.0" encoding="utf-8"?>
 <w:document xmlns:wpc="http://schemas.microsoft.com/office/word/2010/wordprocessingCanvas" xmlns:mo="http://schemas.microsoft.com/office/mac/office/2008/main" xmlns:mc="http://schemas.openxmlformats.org/markup-compatibility/2006" xmlns:mv="urn:schemas-microsoft-com:mac:vml" xmlns:o="urn:schemas-microsoft-com:office:office" xmlns:r="http://schemas.openxmlformats.org/officeDocument/2006/relationships" xmlns:m="http://schemas.openxmlformats.org/officeDocument/2006/math" xmlns:v="urn:schemas-microsoft-com:vml" xmlns:wp14="http://schemas.microsoft.com/office/word/2010/wordprocessingDrawing" xmlns:wp="http://schemas.openxmlformats.org/drawingml/2006/wordprocessingDrawing" xmlns:w10="urn:schemas-microsoft-com:office:word" xmlns:w="http://schemas.openxmlformats.org/wordprocessingml/2006/main" xmlns:w14="http://schemas.microsoft.com/office/word/2010/wordml" xmlns:wpg="http://schemas.microsoft.com/office/word/2010/wordprocessingGroup" xmlns:wpi="http://schemas.microsoft.com/office/word/2010/wordprocessingInk" xmlns:wne="http://schemas.microsoft.com/office/word/2006/wordml" xmlns:wps="http://schemas.microsoft.com/office/word/2010/wordprocessingShape" mc:Ignorable="w14 wp14">
   <w:body>
+    <w:p>
+      <w:pPr>
+        <w:pStyle w:val="Heading1"/>
+      </w:pPr>
+      <w:r>
+        <w:rPr>
+          <w:rFonts w:ascii="Microsoft YaHei" w:hAnsi="Microsoft YaHei" w:eastAsia="Microsoft YaHei"/>
+          <w:b w:val="0"/>
+          <w:sz w:val="21"/>
+        </w:rPr>
+        <w:t>V2 目标基线修订</w:t>
+      </w:r>
+    </w:p>
+    <w:p>
+      <w:r>
+        <w:rPr>
+          <w:rFonts w:ascii="Microsoft YaHei" w:hAnsi="Microsoft YaHei" w:eastAsia="Microsoft YaHei"/>
+          <w:b/>
+          <w:sz w:val="21"/>
+        </w:rPr>
+        <w:t>本修订依据 docs/15-R7-BIZ-1-V2-评审决策冻结记录.md，描述 BIZ-1A～1D 后续实施的目标规则。当前数据库和已上线 API 未在 BIZ-1P 阶段改变。本文原 V1.0 正文中与本修订或冻结记录冲突的断言已废弃，仅保留现行实现与历史追溯意义。</w:t>
+      </w:r>
+    </w:p>
+    <w:p>
+      <w:r>
+        <w:rPr>
+          <w:rFonts w:ascii="Microsoft YaHei" w:hAnsi="Microsoft YaHei" w:eastAsia="Microsoft YaHei"/>
+          <w:b/>
+          <w:sz w:val="21"/>
+        </w:rPr>
+        <w:t>目标设计和完整测试条目见 docs/16-R7-BIZ-1P-V2-目标设计与验收基线.md。出现冻结记录内部冲突必须停止实施并标记 DECISION REQUIRED。</w:t>
+      </w:r>
+    </w:p>
+    <w:p>
+      <w:pPr>
+        <w:pStyle w:val="ListBullet"/>
+      </w:pPr>
+      <w:r>
+        <w:rPr>
+          <w:rFonts w:ascii="Microsoft YaHei" w:hAnsi="Microsoft YaHei" w:eastAsia="Microsoft YaHei"/>
+          <w:b w:val="0"/>
+          <w:sz w:val="21"/>
+        </w:rPr>
+        <w:t>BIZ-1A：司机业务入口创建/关联 DRIVER User、driverType 变更校验、外协绑定拒绝；线路参与基础只读契约及新状态字段。</w:t>
+      </w:r>
+    </w:p>
+    <w:p>
+      <w:pPr>
+        <w:pStyle w:val="ListBullet"/>
+      </w:pPr>
+      <w:r>
+        <w:rPr>
+          <w:rFonts w:ascii="Microsoft YaHei" w:hAnsi="Microsoft YaHei" w:eastAsia="Microsoft YaHei"/>
+          <w:b w:val="0"/>
+          <w:sz w:val="21"/>
+        </w:rPr>
+        <w:t>BIZ-1B：参与历史查询；按当前参与版本转派，提交新司机/外协车牌、所有工资核定及原因；独立参与工资调整、参与工资历史查询。转派与工资调整使用权限和幂等请求标识。</w:t>
+      </w:r>
+    </w:p>
+    <w:p>
+      <w:pPr>
+        <w:pStyle w:val="ListBullet"/>
+      </w:pPr>
+      <w:r>
+        <w:rPr>
+          <w:rFonts w:ascii="Microsoft YaHei" w:hAnsi="Microsoft YaHei" w:eastAsia="Microsoft YaHei"/>
+          <w:b w:val="0"/>
+          <w:sz w:val="21"/>
+        </w:rPr>
+        <w:t>BIZ-1C：按线路查询合格 INTERNAL 公司车辆候选；费用列表增加具体 routeId 筛选；正式费用重新归属；完成线路分页经营摘要及详情经营组成；公司利润单列未归属有效费用；月结看板/分组明细/差异来源采用批量或分页契约，避免 N+1。</w:t>
+      </w:r>
+    </w:p>
+    <w:p>
+      <w:pPr>
+        <w:pStyle w:val="ListBullet"/>
+      </w:pPr>
+      <w:r>
+        <w:rPr>
+          <w:rFonts w:ascii="Microsoft YaHei" w:hAnsi="Microsoft YaHei" w:eastAsia="Microsoft YaHei"/>
+          <w:b w:val="0"/>
+          <w:sz w:val="21"/>
+        </w:rPr>
+        <w:t>BIZ-1D：卸货请求增加非空磅单 attachmentIds；附件增加卸货专用 purpose/上传/只读查询与路线参与授权；达标三态；司机专用线路 DTO 删除财务与达标敏感字段。毛重/皮重仍同页提交。</w:t>
+      </w:r>
+    </w:p>
+    <w:p>
+      <w:pPr>
+        <w:pStyle w:val="ListBullet"/>
+      </w:pPr>
+      <w:r>
+        <w:rPr>
+          <w:rFonts w:ascii="Microsoft YaHei" w:hAnsi="Microsoft YaHei" w:eastAsia="Microsoft YaHei"/>
+          <w:b w:val="0"/>
+          <w:sz w:val="21"/>
+        </w:rPr>
+        <w:t>UI-FIX：审批实例合法可打回步骤的只读列表和使用稳定 Step/Node ID 的打回动作；审批详情业务摘要、月结及线路经营 UI 依赖以上已实现契约。具体端点命名以实施阶段 OpenAPI 更新为准，不在本阶段声称已上线。</w:t>
+      </w:r>
+    </w:p>
+    <w:p>
+      <w:pPr/>
+      <w:r>
+        <w:rPr>
+          <w:rFonts w:ascii="Microsoft YaHei" w:hAnsi="Microsoft YaHei" w:eastAsia="Microsoft YaHei"/>
+          <w:b w:val="0"/>
+          <w:sz w:val="21"/>
+        </w:rPr>
+        <w:t>当前正式 docs/openapi.yaml 必须与已实现 API 保持一致，因此本阶段不写入 proposed 端点。BIZ-1A～1D 分阶段同步 OpenAPI；既有路径保留兼容策略后再废弃。费用 Excel/CSV 模板未提供，不制定来源、列映射或唯一键。</w:t>
+      </w:r>
+    </w:p>
+    <w:p>
+      <w:pPr>
+        <w:pStyle w:val="Heading2"/>
+      </w:pPr>
+      <w:r>
+        <w:rPr>
+          <w:rFonts w:ascii="Microsoft YaHei" w:hAnsi="Microsoft YaHei" w:eastAsia="Microsoft YaHei"/>
+          <w:b w:val="0"/>
+          <w:sz w:val="21"/>
+        </w:rPr>
+        <w:t>以下为 V1.0 原始正文。与以上 V2 修订冲突的旧口径均已废弃。</w:t>
+      </w:r>
+    </w:p>
     <w:p>
       <w:pPr>
         <w:jc w:val="center"/>

--- a/docs/04-API接口设计说明书_V1.0.docx
+++ b/docs/04-API接口设计说明书_V1.0.docx
@@ -109,6 +109,24 @@
           <w:sz w:val="21"/>
         </w:rPr>
         <w:t>当前正式 docs/openapi.yaml 必须与已实现 API 保持一致，因此本阶段不写入 proposed 端点。BIZ-1A～1D 分阶段同步 OpenAPI；既有路径保留兼容策略后再废弃。费用 Excel/CSV 模板未提供，不制定来源、列映射或唯一键。</w:t>
+      </w:r>
+    </w:p>
+    <w:p>
+      <w:pPr>
+        <w:pStyle w:val="ListBullet"/>
+        <w:keepLines/>
+      </w:pPr>
+      <w:r>
+        <w:t>司机账号目标契约已冻结：基础资料创建司机时由后台创建人填写新账号初始密码；若手机号已有合法 DRIVER User，只关联且不修改密码。响应、Audit 和日志不得包含密码明文；重置沿用正式接口。当前 BIZ-1A 有安全服务底座但尚未开放此创建入口，实施时再同步正式 OpenAPI。</w:t>
+      </w:r>
+    </w:p>
+    <w:p>
+      <w:pPr>
+        <w:pStyle w:val="ListBullet"/>
+        <w:keepLines/>
+      </w:pPr>
+      <w:r>
+        <w:t>外协初始线路目标契约已冻结：请求需真实外协车牌与必填初始工资（可为 0.00），不需 vehicleId；服务端查 Driver.driverType 分支，不接受客户端自报类型为权威，也不查、建、绑公司 vehicle。此首发布请求仍是后续阶段契约，不在 BIZ-1A OpenAPI 中伪称可调用。</w:t>
       </w:r>
     </w:p>
     <w:p>
